--- a/licao-0c.docx
+++ b/licao-0c.docx
@@ -14,21 +14,6 @@
           <w:b/>
           <w:bCs/>
         </w:rPr>
-        <w:t>LIÇÃO ZERO-C</w:t>
-      </w:r>
-    </w:p>
-    <w:p>
-      <w:pPr>
-        <w:rPr>
-          <w:b/>
-          <w:bCs/>
-        </w:rPr>
-      </w:pPr>
-      <w:r>
-        <w:rPr>
-          <w:b/>
-          <w:bCs/>
-        </w:rPr>
         <w:t>A Matemática do Plantio</w:t>
       </w:r>
     </w:p>
@@ -82,15 +67,12 @@
     </w:p>
     <w:p>
       <w:r>
-        <w:t xml:space="preserve">Nós chegamos ao mundo num campo que já tinha história antes de nós. Decisões de gerações anteriores produziram colheitas que herdamos sem escolha. Relacionamentos ao nosso redor plantaram sementes cujos frutos </w:t>
-      </w:r>
+        <w:t>Nós chegamos ao mundo num campo que já tinha história antes de nós. Decisões de gerações anteriores produziram colheitas que herdamos sem escolha. Relacionamentos ao nosso redor plantaram sementes cujos frutos chegaram até nós sem pedir licença. Se você carrega o peso de consequências que não escolheu, isso é real. Você não está inventando esse peso.</w:t>
+      </w:r>
+    </w:p>
+    <w:p>
       <w:r>
         <w:lastRenderedPageBreak/>
-        <w:t>chegaram até nós sem pedir licença. Se você carrega o peso de consequências que não escolheu, isso é real. Você não está inventando esse peso.</w:t>
-      </w:r>
-    </w:p>
-    <w:p>
-      <w:r>
         <w:t>Mas mesmo dentro dessa complexidade, a sua responsabilidade sobre as suas próprias sementes permanece intacta. Você não escolheu o campo que herdou. Você escolhe o que planta nele a partir de hoje.</w:t>
       </w:r>
     </w:p>
@@ -731,6 +713,7 @@
   <w:style w:type="character" w:default="1" w:styleId="Fontepargpadro">
     <w:name w:val="Default Paragraph Font"/>
     <w:uiPriority w:val="1"/>
+    <w:semiHidden/>
     <w:unhideWhenUsed/>
   </w:style>
   <w:style w:type="table" w:default="1" w:styleId="Tabelanormal">
